--- a/sablony/kratky_albi_en.docx
+++ b/sablony/kratky_albi_en.docx
@@ -9,17 +9,7 @@
       <w:r>
         <w:rPr>
           <w:rtl w:val="0"/>
-        </w:rPr>
-        <w:t>&lt;!-- ===================== CSS SHORT DESCRIPTION ===================== --&gt;</w:t>
-      </w:r>
-    </w:p>
-    <w:p>
-      <w:pPr>
-        <w:pStyle w:val="Text A"/>
-      </w:pPr>
-      <w:r>
-        <w:rPr>
-          <w:rtl w:val="0"/>
+          <w:lang w:val="en-US"/>
         </w:rPr>
         <w:t>&lt;style&gt;</w:t>
       </w:r>
@@ -31,6 +21,7 @@
       <w:r>
         <w:rPr>
           <w:rtl w:val="0"/>
+          <w:lang w:val="en-US"/>
         </w:rPr>
         <w:t>.short-desc {</w:t>
       </w:r>
@@ -42,6 +33,7 @@
       <w:r>
         <w:rPr>
           <w:rtl w:val="0"/>
+          <w:lang w:val="en-US"/>
         </w:rPr>
         <w:t xml:space="preserve">  font-family: 'Inter', 'Helvetica Neue', sans-serif;</w:t>
       </w:r>
@@ -53,6 +45,7 @@
       <w:r>
         <w:rPr>
           <w:rtl w:val="0"/>
+          <w:lang w:val="en-US"/>
         </w:rPr>
         <w:t xml:space="preserve">  color: #333;</w:t>
       </w:r>
@@ -64,6 +57,7 @@
       <w:r>
         <w:rPr>
           <w:rtl w:val="0"/>
+          <w:lang w:val="en-US"/>
         </w:rPr>
         <w:t xml:space="preserve">  font-size: 15px;</w:t>
       </w:r>
@@ -75,6 +69,7 @@
       <w:r>
         <w:rPr>
           <w:rtl w:val="0"/>
+          <w:lang w:val="en-US"/>
         </w:rPr>
         <w:t xml:space="preserve">  line-height: 1.6;</w:t>
       </w:r>
@@ -86,6 +81,7 @@
       <w:r>
         <w:rPr>
           <w:rtl w:val="0"/>
+          <w:lang w:val="en-US"/>
         </w:rPr>
         <w:t xml:space="preserve">  background: #fff;</w:t>
       </w:r>
@@ -97,6 +93,7 @@
       <w:r>
         <w:rPr>
           <w:rtl w:val="0"/>
+          <w:lang w:val="en-US"/>
         </w:rPr>
         <w:t xml:space="preserve">  border-left: 4px solid #ffffff;</w:t>
       </w:r>
@@ -108,6 +105,7 @@
       <w:r>
         <w:rPr>
           <w:rtl w:val="0"/>
+          <w:lang w:val="en-US"/>
         </w:rPr>
         <w:t xml:space="preserve">  padding: 16px 20px;</w:t>
       </w:r>
@@ -119,6 +117,7 @@
       <w:r>
         <w:rPr>
           <w:rtl w:val="0"/>
+          <w:lang w:val="en-US"/>
         </w:rPr>
         <w:t xml:space="preserve">  border-radius: 10px;</w:t>
       </w:r>
@@ -130,6 +129,7 @@
       <w:r>
         <w:rPr>
           <w:rtl w:val="0"/>
+          <w:lang w:val="en-US"/>
         </w:rPr>
         <w:t xml:space="preserve">  box-shadow: 0 2px 8px rgba(0,0,0,0.05);</w:t>
       </w:r>
@@ -141,6 +141,7 @@
       <w:r>
         <w:rPr>
           <w:rtl w:val="0"/>
+          <w:lang w:val="en-US"/>
         </w:rPr>
         <w:t>}</w:t>
       </w:r>
@@ -152,6 +153,7 @@
       <w:r>
         <w:rPr>
           <w:rtl w:val="0"/>
+          <w:lang w:val="en-US"/>
         </w:rPr>
         <w:t>.short-desc p { margin: 8px 0; }</w:t>
       </w:r>
@@ -163,6 +165,7 @@
       <w:r>
         <w:rPr>
           <w:rtl w:val="0"/>
+          <w:lang w:val="en-US"/>
         </w:rPr>
         <w:t>.short-desc strong { color: #3a0c0c; }</w:t>
       </w:r>
@@ -174,6 +177,7 @@
       <w:r>
         <w:rPr>
           <w:rtl w:val="0"/>
+          <w:lang w:val="en-US"/>
         </w:rPr>
         <w:t>.short-desc em { color: #666; }</w:t>
       </w:r>
@@ -185,6 +189,7 @@
       <w:r>
         <w:rPr>
           <w:rtl w:val="0"/>
+          <w:lang w:val="en-US"/>
         </w:rPr>
         <w:t>&lt;/style&gt;</w:t>
       </w:r>
@@ -201,22 +206,7 @@
       <w:r>
         <w:rPr>
           <w:rtl w:val="0"/>
-        </w:rPr>
-        <w:t>&lt;!-- ===================== SHORT DESCRIPTION (COMPACT / SALES) ===================== --&gt;</w:t>
-      </w:r>
-    </w:p>
-    <w:p>
-      <w:pPr>
-        <w:pStyle w:val="Text A"/>
-      </w:pPr>
-    </w:p>
-    <w:p>
-      <w:pPr>
-        <w:pStyle w:val="Text A"/>
-      </w:pPr>
-      <w:r>
-        <w:rPr>
-          <w:rtl w:val="0"/>
+          <w:lang w:val="en-US"/>
         </w:rPr>
         <w:t>&lt;div class="short-desc"&gt;</w:t>
       </w:r>
@@ -228,6 +218,7 @@
       <w:r>
         <w:rPr>
           <w:rtl w:val="0"/>
+          <w:lang w:val="en-US"/>
         </w:rPr>
         <w:t xml:space="preserve">  &lt;p&gt;</w:t>
       </w:r>
@@ -239,6 +230,7 @@
       <w:r>
         <w:rPr>
           <w:rtl w:val="0"/>
+          <w:lang w:val="en-US"/>
         </w:rPr>
         <w:t xml:space="preserve">    &lt;strong&gt;{nazev_produktu}&lt;/strong&gt; is a great choice for players looking for &lt;strong&gt;{typ_hry}&lt;/strong&gt;.</w:t>
       </w:r>
@@ -250,6 +242,7 @@
       <w:r>
         <w:rPr>
           <w:rtl w:val="0"/>
+          <w:lang w:val="en-US"/>
         </w:rPr>
         <w:t xml:space="preserve">    All you need to play is &lt;strong&gt;{pocet_hracu}&lt;/strong&gt; and the desire to enjoy the game.</w:t>
       </w:r>
@@ -261,6 +254,7 @@
       <w:r>
         <w:rPr>
           <w:rtl w:val="0"/>
+          <w:lang w:val="en-US"/>
         </w:rPr>
         <w:t xml:space="preserve">  &lt;/p&gt;</w:t>
       </w:r>
@@ -277,6 +271,7 @@
       <w:r>
         <w:rPr>
           <w:rtl w:val="0"/>
+          <w:lang w:val="en-US"/>
         </w:rPr>
         <w:t xml:space="preserve">  &lt;p&gt;</w:t>
       </w:r>
@@ -288,6 +283,7 @@
       <w:r>
         <w:rPr>
           <w:rtl w:val="0"/>
+          <w:lang w:val="en-US"/>
         </w:rPr>
         <w:t xml:space="preserve">    &lt;strong&gt;Why choose this game?&lt;/strong&gt;&lt;br&gt;</w:t>
       </w:r>
@@ -299,6 +295,7 @@
       <w:r>
         <w:rPr>
           <w:rtl w:val="0"/>
+          <w:lang w:val="en-US"/>
         </w:rPr>
         <w:t xml:space="preserve">    {hlavni_prodejni_point_1}.&lt;br&gt;</w:t>
       </w:r>
@@ -310,6 +307,7 @@
       <w:r>
         <w:rPr>
           <w:rtl w:val="0"/>
+          <w:lang w:val="en-US"/>
         </w:rPr>
         <w:t xml:space="preserve">    {hlavni_prodejni_point_2}.&lt;br&gt;</w:t>
       </w:r>
@@ -321,6 +319,7 @@
       <w:r>
         <w:rPr>
           <w:rtl w:val="0"/>
+          <w:lang w:val="en-US"/>
         </w:rPr>
         <w:t xml:space="preserve">    {hlavni_prodejni_point_3}.</w:t>
       </w:r>
@@ -332,6 +331,7 @@
       <w:r>
         <w:rPr>
           <w:rtl w:val="0"/>
+          <w:lang w:val="en-US"/>
         </w:rPr>
         <w:t xml:space="preserve">  &lt;/p&gt;</w:t>
       </w:r>
@@ -348,6 +348,7 @@
       <w:r>
         <w:rPr>
           <w:rtl w:val="0"/>
+          <w:lang w:val="en-US"/>
         </w:rPr>
         <w:t xml:space="preserve">  &lt;p&gt;</w:t>
       </w:r>
@@ -359,6 +360,7 @@
       <w:r>
         <w:rPr>
           <w:rtl w:val="0"/>
+          <w:lang w:val="en-US"/>
         </w:rPr>
         <w:t xml:space="preserve">    &lt;em&gt;{doporuceni_pro_koho}&lt;/em&gt;</w:t>
       </w:r>
@@ -370,6 +372,7 @@
       <w:r>
         <w:rPr>
           <w:rtl w:val="0"/>
+          <w:lang w:val="en-US"/>
         </w:rPr>
         <w:t xml:space="preserve">  &lt;/p&gt;</w:t>
       </w:r>
@@ -381,6 +384,7 @@
       <w:r>
         <w:rPr>
           <w:rtl w:val="0"/>
+          <w:lang w:val="en-US"/>
         </w:rPr>
         <w:t>&lt;/div&gt;</w:t>
       </w:r>

--- a/sablony/kratky_albi_en.docx
+++ b/sablony/kratky_albi_en.docx
@@ -2,6 +2,115 @@
 <file path=word/document.xml><?xml version="1.0" encoding="utf-8"?>
 <w:document xmlns:r="http://schemas.openxmlformats.org/officeDocument/2006/relationships" xmlns:wp="http://schemas.openxmlformats.org/drawingml/2006/wordprocessingDrawing" xmlns:w="http://schemas.openxmlformats.org/wordprocessingml/2006/main" xmlns:w10="urn:schemas-microsoft-com:office:word" xmlns:w14="http://schemas.microsoft.com/office/word/2010/wordml" xmlns:wps="http://schemas.microsoft.com/office/word/2010/wordprocessingShape" xmlns:wpg="http://schemas.microsoft.com/office/word/2010/wordprocessingGroup" xmlns:mc="http://schemas.openxmlformats.org/markup-compatibility/2006" xmlns:v="urn:schemas-microsoft-com:vml" xmlns:o="urn:schemas-microsoft-com:office:office" xmlns:m="http://schemas.openxmlformats.org/officeDocument/2006/math" mc:Ignorable="w14">
   <w:body>
+    <w:p>
+      <w:pPr>
+        <w:pStyle w:val="Výchozí"/>
+        <w:suppressAutoHyphens w:val="1"/>
+        <w:bidi w:val="0"/>
+        <w:spacing w:before="0" w:line="240" w:lineRule="auto"/>
+        <w:ind w:left="0" w:right="0" w:firstLine="0"/>
+        <w:jc w:val="left"/>
+        <w:rPr>
+          <w:u w:color="000000"/>
+          <w:rtl w:val="0"/>
+          <w:lang w:val="en-US"/>
+          <w14:textOutline w14:w="12700" w14:cap="flat">
+            <w14:noFill/>
+            <w14:miter w14:lim="400000"/>
+          </w14:textOutline>
+        </w:rPr>
+      </w:pPr>
+      <w:r>
+        <w:rPr>
+          <w:rFonts w:ascii="Arial" w:hAnsi="Arial"/>
+          <w:sz w:val="29"/>
+          <w:szCs w:val="29"/>
+          <w:u w:color="000000"/>
+          <w:rtl w:val="0"/>
+          <w:lang w:val="en-US"/>
+          <w14:textOutline w14:w="12700" w14:cap="flat">
+            <w14:noFill/>
+            <w14:miter w14:lim="400000"/>
+          </w14:textOutline>
+        </w:rPr>
+        <w:t>&lt;!-- ===================== CSS KR</w:t>
+      </w:r>
+      <w:r>
+        <w:rPr>
+          <w:rFonts w:ascii="Arial" w:hAnsi="Arial" w:hint="default"/>
+          <w:sz w:val="29"/>
+          <w:szCs w:val="29"/>
+          <w:u w:color="000000"/>
+          <w:rtl w:val="0"/>
+          <w:lang w:val="en-US"/>
+          <w14:textOutline w14:w="12700" w14:cap="flat">
+            <w14:noFill/>
+            <w14:miter w14:lim="400000"/>
+          </w14:textOutline>
+        </w:rPr>
+        <w:t>Á</w:t>
+      </w:r>
+      <w:r>
+        <w:rPr>
+          <w:rFonts w:ascii="Arial" w:hAnsi="Arial"/>
+          <w:sz w:val="29"/>
+          <w:szCs w:val="29"/>
+          <w:u w:color="000000"/>
+          <w:rtl w:val="0"/>
+          <w:lang w:val="en-US"/>
+          <w14:textOutline w14:w="12700" w14:cap="flat">
+            <w14:noFill/>
+            <w14:miter w14:lim="400000"/>
+          </w14:textOutline>
+        </w:rPr>
+        <w:t>TK</w:t>
+      </w:r>
+      <w:r>
+        <w:rPr>
+          <w:rFonts w:ascii="Arial" w:hAnsi="Arial" w:hint="default"/>
+          <w:sz w:val="29"/>
+          <w:szCs w:val="29"/>
+          <w:u w:color="000000"/>
+          <w:rtl w:val="0"/>
+          <w:lang w:val="en-US"/>
+          <w14:textOutline w14:w="12700" w14:cap="flat">
+            <w14:noFill/>
+            <w14:miter w14:lim="400000"/>
+          </w14:textOutline>
+        </w:rPr>
+        <w:t xml:space="preserve">Ý </w:t>
+      </w:r>
+      <w:r>
+        <w:rPr>
+          <w:rFonts w:ascii="Arial" w:hAnsi="Arial"/>
+          <w:sz w:val="29"/>
+          <w:szCs w:val="29"/>
+          <w:u w:color="000000"/>
+          <w:rtl w:val="0"/>
+          <w:lang w:val="en-US"/>
+          <w14:textOutline w14:w="12700" w14:cap="flat">
+            <w14:noFill/>
+            <w14:miter w14:lim="400000"/>
+          </w14:textOutline>
+        </w:rPr>
+        <w:t xml:space="preserve">ALBI </w:t>
+      </w:r>
+      <w:r>
+        <w:rPr>
+          <w:rFonts w:ascii="Arial" w:hAnsi="Arial"/>
+          <w:sz w:val="29"/>
+          <w:szCs w:val="29"/>
+          <w:u w:color="000000"/>
+          <w:rtl w:val="0"/>
+          <w:lang w:val="en-US"/>
+          <w14:textOutline w14:w="12700" w14:cap="flat">
+            <w14:noFill/>
+            <w14:miter w14:lim="400000"/>
+          </w14:textOutline>
+        </w:rPr>
+        <w:t>===================== --&gt;</w:t>
+      </w:r>
+    </w:p>
     <w:p>
       <w:pPr>
         <w:pStyle w:val="Text A"/>
@@ -570,6 +679,53 @@
       <w:u w:val="none"/>
       <w:shd w:val="nil" w:color="auto" w:fill="auto"/>
       <w:vertAlign w:val="baseline"/>
+      <w14:textOutline>
+        <w14:noFill/>
+      </w14:textOutline>
+      <w14:textFill>
+        <w14:solidFill>
+          <w14:srgbClr w14:val="000000"/>
+        </w14:solidFill>
+      </w14:textFill>
+    </w:rPr>
+  </w:style>
+  <w:style w:type="paragraph" w:styleId="Výchozí">
+    <w:name w:val="Výchozí"/>
+    <w:next w:val="Výchozí"/>
+    <w:pPr>
+      <w:keepNext w:val="0"/>
+      <w:keepLines w:val="0"/>
+      <w:pageBreakBefore w:val="0"/>
+      <w:widowControl w:val="1"/>
+      <w:shd w:val="clear" w:color="auto" w:fill="auto"/>
+      <w:suppressAutoHyphens w:val="0"/>
+      <w:bidi w:val="0"/>
+      <w:spacing w:before="160" w:after="0" w:line="288" w:lineRule="auto"/>
+      <w:ind w:left="0" w:right="0" w:firstLine="0"/>
+      <w:jc w:val="left"/>
+      <w:outlineLvl w:val="9"/>
+    </w:pPr>
+    <w:rPr>
+      <w:rFonts w:ascii="Helvetica Neue" w:cs="Arial Unicode MS" w:hAnsi="Helvetica Neue" w:eastAsia="Arial Unicode MS"/>
+      <w:b w:val="0"/>
+      <w:bCs w:val="0"/>
+      <w:i w:val="0"/>
+      <w:iCs w:val="0"/>
+      <w:caps w:val="0"/>
+      <w:smallCaps w:val="0"/>
+      <w:strike w:val="0"/>
+      <w:dstrike w:val="0"/>
+      <w:outline w:val="0"/>
+      <w:color w:val="000000"/>
+      <w:spacing w:val="0"/>
+      <w:kern w:val="0"/>
+      <w:position w:val="0"/>
+      <w:sz w:val="24"/>
+      <w:szCs w:val="24"/>
+      <w:u w:val="none"/>
+      <w:shd w:val="nil" w:color="auto" w:fill="auto"/>
+      <w:vertAlign w:val="baseline"/>
+      <w:lang w:val="en-US"/>
       <w14:textOutline>
         <w14:noFill/>
       </w14:textOutline>

--- a/sablony/kratky_albi_en.docx
+++ b/sablony/kratky_albi_en.docx
@@ -6,359 +6,70 @@
       <w:pPr>
         <w:pStyle w:val="Výchozí"/>
         <w:suppressAutoHyphens w:val="1"/>
-        <w:bidi w:val="0"/>
-        <w:spacing w:before="0" w:line="240" w:lineRule="auto"/>
-        <w:ind w:left="0" w:right="0" w:firstLine="0"/>
-        <w:jc w:val="left"/>
-        <w:rPr>
-          <w:u w:color="000000"/>
-          <w:rtl w:val="0"/>
-          <w:lang w:val="en-US"/>
-          <w14:textOutline w14:w="12700" w14:cap="flat">
-            <w14:noFill/>
-            <w14:miter w14:lim="400000"/>
-          </w14:textOutline>
-        </w:rPr>
-      </w:pPr>
-      <w:r>
-        <w:rPr>
-          <w:rFonts w:ascii="Arial" w:hAnsi="Arial"/>
-          <w:sz w:val="29"/>
-          <w:szCs w:val="29"/>
-          <w:u w:color="000000"/>
-          <w:rtl w:val="0"/>
-          <w:lang w:val="en-US"/>
-          <w14:textOutline w14:w="12700" w14:cap="flat">
-            <w14:noFill/>
-            <w14:miter w14:lim="400000"/>
-          </w14:textOutline>
-        </w:rPr>
-        <w:t>&lt;!-- ===================== CSS KR</w:t>
-      </w:r>
-      <w:r>
-        <w:rPr>
-          <w:rFonts w:ascii="Arial" w:hAnsi="Arial" w:hint="default"/>
-          <w:sz w:val="29"/>
-          <w:szCs w:val="29"/>
-          <w:u w:color="000000"/>
-          <w:rtl w:val="0"/>
-          <w:lang w:val="en-US"/>
-          <w14:textOutline w14:w="12700" w14:cap="flat">
-            <w14:noFill/>
-            <w14:miter w14:lim="400000"/>
-          </w14:textOutline>
-        </w:rPr>
-        <w:t>Á</w:t>
-      </w:r>
-      <w:r>
-        <w:rPr>
-          <w:rFonts w:ascii="Arial" w:hAnsi="Arial"/>
-          <w:sz w:val="29"/>
-          <w:szCs w:val="29"/>
-          <w:u w:color="000000"/>
-          <w:rtl w:val="0"/>
-          <w:lang w:val="en-US"/>
-          <w14:textOutline w14:w="12700" w14:cap="flat">
-            <w14:noFill/>
-            <w14:miter w14:lim="400000"/>
-          </w14:textOutline>
-        </w:rPr>
-        <w:t>TK</w:t>
-      </w:r>
-      <w:r>
-        <w:rPr>
-          <w:rFonts w:ascii="Arial" w:hAnsi="Arial" w:hint="default"/>
-          <w:sz w:val="29"/>
-          <w:szCs w:val="29"/>
-          <w:u w:color="000000"/>
-          <w:rtl w:val="0"/>
-          <w:lang w:val="en-US"/>
-          <w14:textOutline w14:w="12700" w14:cap="flat">
-            <w14:noFill/>
-            <w14:miter w14:lim="400000"/>
-          </w14:textOutline>
-        </w:rPr>
-        <w:t xml:space="preserve">Ý </w:t>
-      </w:r>
-      <w:r>
-        <w:rPr>
-          <w:rFonts w:ascii="Arial" w:hAnsi="Arial"/>
-          <w:sz w:val="29"/>
-          <w:szCs w:val="29"/>
-          <w:u w:color="000000"/>
-          <w:rtl w:val="0"/>
-          <w:lang w:val="en-US"/>
-          <w14:textOutline w14:w="12700" w14:cap="flat">
-            <w14:noFill/>
-            <w14:miter w14:lim="400000"/>
-          </w14:textOutline>
-        </w:rPr>
-        <w:t xml:space="preserve">ALBI </w:t>
-      </w:r>
-      <w:r>
-        <w:rPr>
-          <w:rFonts w:ascii="Arial" w:hAnsi="Arial"/>
-          <w:sz w:val="29"/>
-          <w:szCs w:val="29"/>
-          <w:u w:color="000000"/>
-          <w:rtl w:val="0"/>
-          <w:lang w:val="en-US"/>
-          <w14:textOutline w14:w="12700" w14:cap="flat">
-            <w14:noFill/>
-            <w14:miter w14:lim="400000"/>
-          </w14:textOutline>
-        </w:rPr>
-        <w:t>===================== --&gt;</w:t>
-      </w:r>
-    </w:p>
-    <w:p>
-      <w:pPr>
-        <w:pStyle w:val="Text A"/>
+        <w:spacing w:before="0" w:line="240" w:lineRule="auto"/>
       </w:pPr>
       <w:r>
         <w:rPr>
           <w:rtl w:val="0"/>
           <w:lang w:val="en-US"/>
         </w:rPr>
-        <w:t>&lt;style&gt;</w:t>
+        <w:t>&lt;div style="font-family:'Inter','Helvetica Neue',sans-serif;color:#333;font-size:15px;line-height:1.6;background:#fff;border-left:4px solid #ffffff;padding:16px 20px;border-radius:10px;box-shadow:0 2px 8px rgba(0,0,0,0.05);"&gt;</w:t>
       </w:r>
     </w:p>
     <w:p>
       <w:pPr>
-        <w:pStyle w:val="Text A"/>
+        <w:pStyle w:val="Výchozí"/>
+        <w:suppressAutoHyphens w:val="1"/>
+        <w:spacing w:before="0" w:line="240" w:lineRule="auto"/>
+      </w:pPr>
+    </w:p>
+    <w:p>
+      <w:pPr>
+        <w:pStyle w:val="Výchozí"/>
+        <w:suppressAutoHyphens w:val="1"/>
+        <w:spacing w:before="0" w:line="240" w:lineRule="auto"/>
       </w:pPr>
       <w:r>
         <w:rPr>
           <w:rtl w:val="0"/>
           <w:lang w:val="en-US"/>
         </w:rPr>
-        <w:t>.short-desc {</w:t>
+        <w:t xml:space="preserve">  &lt;p style="margin:8px 0;"&gt;</w:t>
       </w:r>
     </w:p>
     <w:p>
       <w:pPr>
-        <w:pStyle w:val="Text A"/>
+        <w:pStyle w:val="Výchozí"/>
+        <w:suppressAutoHyphens w:val="1"/>
+        <w:spacing w:before="0" w:line="240" w:lineRule="auto"/>
       </w:pPr>
       <w:r>
         <w:rPr>
           <w:rtl w:val="0"/>
           <w:lang w:val="en-US"/>
         </w:rPr>
-        <w:t xml:space="preserve">  font-family: 'Inter', 'Helvetica Neue', sans-serif;</w:t>
+        <w:t xml:space="preserve">    &lt;strong style="color:#3a0c0c;"&gt;{nazev_produktu}&lt;/strong&gt; is a great choice for players looking for &lt;strong style="color:#3a0c0c;"&gt;{typ_hry}&lt;/strong&gt;.</w:t>
       </w:r>
     </w:p>
     <w:p>
       <w:pPr>
-        <w:pStyle w:val="Text A"/>
+        <w:pStyle w:val="Výchozí"/>
+        <w:suppressAutoHyphens w:val="1"/>
+        <w:spacing w:before="0" w:line="240" w:lineRule="auto"/>
       </w:pPr>
       <w:r>
         <w:rPr>
           <w:rtl w:val="0"/>
           <w:lang w:val="en-US"/>
         </w:rPr>
-        <w:t xml:space="preserve">  color: #333;</w:t>
+        <w:t xml:space="preserve">    All you need to play is &lt;strong style="color:#3a0c0c;"&gt;{pocet_hracu}&lt;/strong&gt; and the desire to enjoy the game.</w:t>
       </w:r>
     </w:p>
     <w:p>
       <w:pPr>
-        <w:pStyle w:val="Text A"/>
-      </w:pPr>
-      <w:r>
-        <w:rPr>
-          <w:rtl w:val="0"/>
-          <w:lang w:val="en-US"/>
-        </w:rPr>
-        <w:t xml:space="preserve">  font-size: 15px;</w:t>
-      </w:r>
-    </w:p>
-    <w:p>
-      <w:pPr>
-        <w:pStyle w:val="Text A"/>
-      </w:pPr>
-      <w:r>
-        <w:rPr>
-          <w:rtl w:val="0"/>
-          <w:lang w:val="en-US"/>
-        </w:rPr>
-        <w:t xml:space="preserve">  line-height: 1.6;</w:t>
-      </w:r>
-    </w:p>
-    <w:p>
-      <w:pPr>
-        <w:pStyle w:val="Text A"/>
-      </w:pPr>
-      <w:r>
-        <w:rPr>
-          <w:rtl w:val="0"/>
-          <w:lang w:val="en-US"/>
-        </w:rPr>
-        <w:t xml:space="preserve">  background: #fff;</w:t>
-      </w:r>
-    </w:p>
-    <w:p>
-      <w:pPr>
-        <w:pStyle w:val="Text A"/>
-      </w:pPr>
-      <w:r>
-        <w:rPr>
-          <w:rtl w:val="0"/>
-          <w:lang w:val="en-US"/>
-        </w:rPr>
-        <w:t xml:space="preserve">  border-left: 4px solid #ffffff;</w:t>
-      </w:r>
-    </w:p>
-    <w:p>
-      <w:pPr>
-        <w:pStyle w:val="Text A"/>
-      </w:pPr>
-      <w:r>
-        <w:rPr>
-          <w:rtl w:val="0"/>
-          <w:lang w:val="en-US"/>
-        </w:rPr>
-        <w:t xml:space="preserve">  padding: 16px 20px;</w:t>
-      </w:r>
-    </w:p>
-    <w:p>
-      <w:pPr>
-        <w:pStyle w:val="Text A"/>
-      </w:pPr>
-      <w:r>
-        <w:rPr>
-          <w:rtl w:val="0"/>
-          <w:lang w:val="en-US"/>
-        </w:rPr>
-        <w:t xml:space="preserve">  border-radius: 10px;</w:t>
-      </w:r>
-    </w:p>
-    <w:p>
-      <w:pPr>
-        <w:pStyle w:val="Text A"/>
-      </w:pPr>
-      <w:r>
-        <w:rPr>
-          <w:rtl w:val="0"/>
-          <w:lang w:val="en-US"/>
-        </w:rPr>
-        <w:t xml:space="preserve">  box-shadow: 0 2px 8px rgba(0,0,0,0.05);</w:t>
-      </w:r>
-    </w:p>
-    <w:p>
-      <w:pPr>
-        <w:pStyle w:val="Text A"/>
-      </w:pPr>
-      <w:r>
-        <w:rPr>
-          <w:rtl w:val="0"/>
-          <w:lang w:val="en-US"/>
-        </w:rPr>
-        <w:t>}</w:t>
-      </w:r>
-    </w:p>
-    <w:p>
-      <w:pPr>
-        <w:pStyle w:val="Text A"/>
-      </w:pPr>
-      <w:r>
-        <w:rPr>
-          <w:rtl w:val="0"/>
-          <w:lang w:val="en-US"/>
-        </w:rPr>
-        <w:t>.short-desc p { margin: 8px 0; }</w:t>
-      </w:r>
-    </w:p>
-    <w:p>
-      <w:pPr>
-        <w:pStyle w:val="Text A"/>
-      </w:pPr>
-      <w:r>
-        <w:rPr>
-          <w:rtl w:val="0"/>
-          <w:lang w:val="en-US"/>
-        </w:rPr>
-        <w:t>.short-desc strong { color: #3a0c0c; }</w:t>
-      </w:r>
-    </w:p>
-    <w:p>
-      <w:pPr>
-        <w:pStyle w:val="Text A"/>
-      </w:pPr>
-      <w:r>
-        <w:rPr>
-          <w:rtl w:val="0"/>
-          <w:lang w:val="en-US"/>
-        </w:rPr>
-        <w:t>.short-desc em { color: #666; }</w:t>
-      </w:r>
-    </w:p>
-    <w:p>
-      <w:pPr>
-        <w:pStyle w:val="Text A"/>
-      </w:pPr>
-      <w:r>
-        <w:rPr>
-          <w:rtl w:val="0"/>
-          <w:lang w:val="en-US"/>
-        </w:rPr>
-        <w:t>&lt;/style&gt;</w:t>
-      </w:r>
-    </w:p>
-    <w:p>
-      <w:pPr>
-        <w:pStyle w:val="Text A"/>
-      </w:pPr>
-    </w:p>
-    <w:p>
-      <w:pPr>
-        <w:pStyle w:val="Text A"/>
-      </w:pPr>
-      <w:r>
-        <w:rPr>
-          <w:rtl w:val="0"/>
-          <w:lang w:val="en-US"/>
-        </w:rPr>
-        <w:t>&lt;div class="short-desc"&gt;</w:t>
-      </w:r>
-    </w:p>
-    <w:p>
-      <w:pPr>
-        <w:pStyle w:val="Text A"/>
-      </w:pPr>
-      <w:r>
-        <w:rPr>
-          <w:rtl w:val="0"/>
-          <w:lang w:val="en-US"/>
-        </w:rPr>
-        <w:t xml:space="preserve">  &lt;p&gt;</w:t>
-      </w:r>
-    </w:p>
-    <w:p>
-      <w:pPr>
-        <w:pStyle w:val="Text A"/>
-      </w:pPr>
-      <w:r>
-        <w:rPr>
-          <w:rtl w:val="0"/>
-          <w:lang w:val="en-US"/>
-        </w:rPr>
-        <w:t xml:space="preserve">    &lt;strong&gt;{nazev_produktu}&lt;/strong&gt; is a great choice for players looking for &lt;strong&gt;{typ_hry}&lt;/strong&gt;.</w:t>
-      </w:r>
-    </w:p>
-    <w:p>
-      <w:pPr>
-        <w:pStyle w:val="Text A"/>
-      </w:pPr>
-      <w:r>
-        <w:rPr>
-          <w:rtl w:val="0"/>
-          <w:lang w:val="en-US"/>
-        </w:rPr>
-        <w:t xml:space="preserve">    All you need to play is &lt;strong&gt;{pocet_hracu}&lt;/strong&gt; and the desire to enjoy the game.</w:t>
-      </w:r>
-    </w:p>
-    <w:p>
-      <w:pPr>
-        <w:pStyle w:val="Text A"/>
+        <w:pStyle w:val="Výchozí"/>
+        <w:suppressAutoHyphens w:val="1"/>
+        <w:spacing w:before="0" w:line="240" w:lineRule="auto"/>
       </w:pPr>
       <w:r>
         <w:rPr>
@@ -370,36 +81,44 @@
     </w:p>
     <w:p>
       <w:pPr>
-        <w:pStyle w:val="Text A"/>
-      </w:pPr>
-    </w:p>
-    <w:p>
-      <w:pPr>
-        <w:pStyle w:val="Text A"/>
+        <w:pStyle w:val="Výchozí"/>
+        <w:suppressAutoHyphens w:val="1"/>
+        <w:spacing w:before="0" w:line="240" w:lineRule="auto"/>
+      </w:pPr>
+    </w:p>
+    <w:p>
+      <w:pPr>
+        <w:pStyle w:val="Výchozí"/>
+        <w:suppressAutoHyphens w:val="1"/>
+        <w:spacing w:before="0" w:line="240" w:lineRule="auto"/>
       </w:pPr>
       <w:r>
         <w:rPr>
           <w:rtl w:val="0"/>
           <w:lang w:val="en-US"/>
         </w:rPr>
-        <w:t xml:space="preserve">  &lt;p&gt;</w:t>
+        <w:t xml:space="preserve">  &lt;p style="margin:8px 0;"&gt;</w:t>
       </w:r>
     </w:p>
     <w:p>
       <w:pPr>
-        <w:pStyle w:val="Text A"/>
+        <w:pStyle w:val="Výchozí"/>
+        <w:suppressAutoHyphens w:val="1"/>
+        <w:spacing w:before="0" w:line="240" w:lineRule="auto"/>
       </w:pPr>
       <w:r>
         <w:rPr>
           <w:rtl w:val="0"/>
           <w:lang w:val="en-US"/>
         </w:rPr>
-        <w:t xml:space="preserve">    &lt;strong&gt;Why choose this game?&lt;/strong&gt;&lt;br&gt;</w:t>
+        <w:t xml:space="preserve">    &lt;strong style="color:#3a0c0c;"&gt;Why choose this game?&lt;/strong&gt;&lt;br&gt;</w:t>
       </w:r>
     </w:p>
     <w:p>
       <w:pPr>
-        <w:pStyle w:val="Text A"/>
+        <w:pStyle w:val="Výchozí"/>
+        <w:suppressAutoHyphens w:val="1"/>
+        <w:spacing w:before="0" w:line="240" w:lineRule="auto"/>
       </w:pPr>
       <w:r>
         <w:rPr>
@@ -411,7 +130,9 @@
     </w:p>
     <w:p>
       <w:pPr>
-        <w:pStyle w:val="Text A"/>
+        <w:pStyle w:val="Výchozí"/>
+        <w:suppressAutoHyphens w:val="1"/>
+        <w:spacing w:before="0" w:line="240" w:lineRule="auto"/>
       </w:pPr>
       <w:r>
         <w:rPr>
@@ -423,7 +144,9 @@
     </w:p>
     <w:p>
       <w:pPr>
-        <w:pStyle w:val="Text A"/>
+        <w:pStyle w:val="Výchozí"/>
+        <w:suppressAutoHyphens w:val="1"/>
+        <w:spacing w:before="0" w:line="240" w:lineRule="auto"/>
       </w:pPr>
       <w:r>
         <w:rPr>
@@ -435,7 +158,9 @@
     </w:p>
     <w:p>
       <w:pPr>
-        <w:pStyle w:val="Text A"/>
+        <w:pStyle w:val="Výchozí"/>
+        <w:suppressAutoHyphens w:val="1"/>
+        <w:spacing w:before="0" w:line="240" w:lineRule="auto"/>
       </w:pPr>
       <w:r>
         <w:rPr>
@@ -447,36 +172,44 @@
     </w:p>
     <w:p>
       <w:pPr>
-        <w:pStyle w:val="Text A"/>
-      </w:pPr>
-    </w:p>
-    <w:p>
-      <w:pPr>
-        <w:pStyle w:val="Text A"/>
+        <w:pStyle w:val="Výchozí"/>
+        <w:suppressAutoHyphens w:val="1"/>
+        <w:spacing w:before="0" w:line="240" w:lineRule="auto"/>
+      </w:pPr>
+    </w:p>
+    <w:p>
+      <w:pPr>
+        <w:pStyle w:val="Výchozí"/>
+        <w:suppressAutoHyphens w:val="1"/>
+        <w:spacing w:before="0" w:line="240" w:lineRule="auto"/>
       </w:pPr>
       <w:r>
         <w:rPr>
           <w:rtl w:val="0"/>
           <w:lang w:val="en-US"/>
         </w:rPr>
-        <w:t xml:space="preserve">  &lt;p&gt;</w:t>
+        <w:t xml:space="preserve">  &lt;p style="margin:8px 0;"&gt;</w:t>
       </w:r>
     </w:p>
     <w:p>
       <w:pPr>
-        <w:pStyle w:val="Text A"/>
+        <w:pStyle w:val="Výchozí"/>
+        <w:suppressAutoHyphens w:val="1"/>
+        <w:spacing w:before="0" w:line="240" w:lineRule="auto"/>
       </w:pPr>
       <w:r>
         <w:rPr>
           <w:rtl w:val="0"/>
           <w:lang w:val="en-US"/>
         </w:rPr>
-        <w:t xml:space="preserve">    &lt;em&gt;{doporuceni_pro_koho}&lt;/em&gt;</w:t>
+        <w:t xml:space="preserve">    &lt;em style="color:#666;"&gt;{doporuceni_pro_koho}&lt;/em&gt;</w:t>
       </w:r>
     </w:p>
     <w:p>
       <w:pPr>
-        <w:pStyle w:val="Text A"/>
+        <w:pStyle w:val="Výchozí"/>
+        <w:suppressAutoHyphens w:val="1"/>
+        <w:spacing w:before="0" w:line="240" w:lineRule="auto"/>
       </w:pPr>
       <w:r>
         <w:rPr>
@@ -488,7 +221,16 @@
     </w:p>
     <w:p>
       <w:pPr>
-        <w:pStyle w:val="Text A"/>
+        <w:pStyle w:val="Výchozí"/>
+        <w:suppressAutoHyphens w:val="1"/>
+        <w:spacing w:before="0" w:line="240" w:lineRule="auto"/>
+      </w:pPr>
+    </w:p>
+    <w:p>
+      <w:pPr>
+        <w:pStyle w:val="Výchozí"/>
+        <w:suppressAutoHyphens w:val="1"/>
+        <w:spacing w:before="0" w:line="240" w:lineRule="auto"/>
       </w:pPr>
       <w:r>
         <w:rPr>
@@ -722,53 +464,6 @@
       <w:position w:val="0"/>
       <w:sz w:val="24"/>
       <w:szCs w:val="24"/>
-      <w:u w:val="none"/>
-      <w:shd w:val="nil" w:color="auto" w:fill="auto"/>
-      <w:vertAlign w:val="baseline"/>
-      <w:lang w:val="en-US"/>
-      <w14:textOutline>
-        <w14:noFill/>
-      </w14:textOutline>
-      <w14:textFill>
-        <w14:solidFill>
-          <w14:srgbClr w14:val="000000"/>
-        </w14:solidFill>
-      </w14:textFill>
-    </w:rPr>
-  </w:style>
-  <w:style w:type="paragraph" w:styleId="Text A">
-    <w:name w:val="Text A"/>
-    <w:next w:val="Text A"/>
-    <w:pPr>
-      <w:keepNext w:val="0"/>
-      <w:keepLines w:val="0"/>
-      <w:pageBreakBefore w:val="0"/>
-      <w:widowControl w:val="1"/>
-      <w:shd w:val="clear" w:color="auto" w:fill="auto"/>
-      <w:suppressAutoHyphens w:val="0"/>
-      <w:bidi w:val="0"/>
-      <w:spacing w:before="0" w:after="0" w:line="240" w:lineRule="auto"/>
-      <w:ind w:left="0" w:right="0" w:firstLine="0"/>
-      <w:jc w:val="left"/>
-      <w:outlineLvl w:val="9"/>
-    </w:pPr>
-    <w:rPr>
-      <w:rFonts w:ascii="Helvetica Neue" w:cs="Arial Unicode MS" w:hAnsi="Helvetica Neue" w:eastAsia="Arial Unicode MS"/>
-      <w:b w:val="0"/>
-      <w:bCs w:val="0"/>
-      <w:i w:val="0"/>
-      <w:iCs w:val="0"/>
-      <w:caps w:val="0"/>
-      <w:smallCaps w:val="0"/>
-      <w:strike w:val="0"/>
-      <w:dstrike w:val="0"/>
-      <w:outline w:val="0"/>
-      <w:color w:val="000000"/>
-      <w:spacing w:val="0"/>
-      <w:kern w:val="0"/>
-      <w:position w:val="0"/>
-      <w:sz w:val="22"/>
-      <w:szCs w:val="22"/>
       <w:u w:val="none" w:color="000000"/>
       <w:shd w:val="nil" w:color="auto" w:fill="auto"/>
       <w:vertAlign w:val="baseline"/>
